--- a/PRELIMINARY REVIEW.docx
+++ b/PRELIMINARY REVIEW.docx
@@ -163,7 +163,7 @@
                           </pic:cNvPicPr>
                         </pic:nvPicPr>
                         <pic:blipFill>
-                          <a:blip r:embed="rId6">
+                          <a:blip r:embed="rId8">
                             <a:extLst>
                               <a:ext uri="{28A0092B-C50C-407E-A947-70E740481C1C}">
                                 <a14:useLocalDpi xmlns:a14="http://schemas.microsoft.com/office/drawing/2010/main" val="0"/>
@@ -356,7 +356,15 @@
           <w:b/>
           <w:bCs/>
         </w:rPr>
-        <w:t>PRELIMINARY REVIEW – PROJECT WORK (PRIR19)</w:t>
+        <w:t>FIRST</w:t>
+      </w:r>
+      <w:r>
+        <w:rPr>
+          <w:rFonts w:ascii="Arial" w:hAnsi="Arial" w:cs="Arial"/>
+          <w:b/>
+          <w:bCs/>
+        </w:rPr>
+        <w:t xml:space="preserve"> REVIEW – PROJECT WORK (PRIR19)</w:t>
       </w:r>
     </w:p>
     <w:p>
@@ -1313,7 +1321,7 @@
       <w:tblGrid>
         <w:gridCol w:w="956"/>
         <w:gridCol w:w="1270"/>
-        <w:gridCol w:w="3322"/>
+        <w:gridCol w:w="3909"/>
       </w:tblGrid>
       <w:tr>
         <w:tc>
@@ -1469,18 +1477,18 @@
           </w:tcPr>
           <w:p>
             <w:r>
-              <w:t>Initiated</w:t>
-            </w:r>
-          </w:p>
-        </w:tc>
-        <w:tc>
-          <w:tcPr>
-            <w:tcW w:w="0" w:type="auto"/>
-            <w:hideMark/>
-          </w:tcPr>
-          <w:p>
-            <w:r>
-              <w:t>Failure concepts defined</w:t>
+              <w:t>Completed</w:t>
+            </w:r>
+          </w:p>
+        </w:tc>
+        <w:tc>
+          <w:tcPr>
+            <w:tcW w:w="0" w:type="auto"/>
+            <w:hideMark/>
+          </w:tcPr>
+          <w:p>
+            <w:r>
+              <w:t>9 Failures modes successfully injected</w:t>
             </w:r>
           </w:p>
         </w:tc>
@@ -1501,15 +1509,38 @@
         <w:lastRenderedPageBreak/>
         <w:t>Implemented Components</w:t>
       </w:r>
+      <w:r>
+        <w:rPr>
+          <w:b/>
+          <w:bCs/>
+        </w:rPr>
+        <w:t>:</w:t>
+      </w:r>
+    </w:p>
+    <w:p>
+      <w:pPr>
+        <w:spacing w:line="360" w:lineRule="auto"/>
+        <w:rPr>
+          <w:b/>
+          <w:bCs/>
+        </w:rPr>
+        <w:sectPr>
+          <w:footerReference w:type="default" r:id="rId9"/>
+          <w:pgSz w:w="11909" w:h="16834" w:code="9"/>
+          <w:pgMar w:top="1440" w:right="1440" w:bottom="1440" w:left="1440" w:header="720" w:footer="720" w:gutter="0"/>
+          <w:cols w:space="720"/>
+          <w:docGrid w:linePitch="360"/>
+        </w:sectPr>
+      </w:pPr>
     </w:p>
     <w:tbl>
       <w:tblPr>
-        <w:tblStyle w:val="TableGrid1"/>
+        <w:tblStyle w:val="TableGrid"/>
         <w:tblW w:w="0" w:type="auto"/>
         <w:tblLook w:val="04A0" w:firstRow="1" w:lastRow="0" w:firstColumn="1" w:lastColumn="0" w:noHBand="0" w:noVBand="1"/>
       </w:tblPr>
       <w:tblGrid>
-        <w:gridCol w:w="3029"/>
+        <w:gridCol w:w="3287"/>
         <w:gridCol w:w="857"/>
       </w:tblGrid>
       <w:tr>
@@ -1520,6 +1551,7 @@
           </w:tcPr>
           <w:p>
             <w:pPr>
+              <w:spacing w:line="276" w:lineRule="auto"/>
               <w:rPr>
                 <w:b/>
                 <w:bCs/>
@@ -1541,6 +1573,7 @@
           </w:tcPr>
           <w:p>
             <w:pPr>
+              <w:spacing w:line="276" w:lineRule="auto"/>
               <w:rPr>
                 <w:b/>
                 <w:bCs/>
@@ -1563,6 +1596,9 @@
             <w:hideMark/>
           </w:tcPr>
           <w:p>
+            <w:pPr>
+              <w:spacing w:line="276" w:lineRule="auto"/>
+            </w:pPr>
             <w:r>
               <w:t>Data integration &amp; cleaning</w:t>
             </w:r>
@@ -1574,6 +1610,9 @@
             <w:hideMark/>
           </w:tcPr>
           <w:p>
+            <w:pPr>
+              <w:spacing w:line="276" w:lineRule="auto"/>
+            </w:pPr>
             <w:r>
               <w:t>Done</w:t>
             </w:r>
@@ -1587,6 +1626,9 @@
             <w:hideMark/>
           </w:tcPr>
           <w:p>
+            <w:pPr>
+              <w:spacing w:line="276" w:lineRule="auto"/>
+            </w:pPr>
             <w:r>
               <w:t>Exploratory data analysis</w:t>
             </w:r>
@@ -1598,6 +1640,9 @@
             <w:hideMark/>
           </w:tcPr>
           <w:p>
+            <w:pPr>
+              <w:spacing w:line="276" w:lineRule="auto"/>
+            </w:pPr>
             <w:r>
               <w:t>Done</w:t>
             </w:r>
@@ -1611,17 +1656,23 @@
             <w:hideMark/>
           </w:tcPr>
           <w:p>
-            <w:r>
-              <w:t>Network-based analysis</w:t>
-            </w:r>
-          </w:p>
-        </w:tc>
-        <w:tc>
-          <w:tcPr>
-            <w:tcW w:w="0" w:type="auto"/>
-            <w:hideMark/>
-          </w:tcPr>
-          <w:p>
+            <w:pPr>
+              <w:spacing w:line="276" w:lineRule="auto"/>
+            </w:pPr>
+            <w:r>
+              <w:t>Network-based structural analysis</w:t>
+            </w:r>
+          </w:p>
+        </w:tc>
+        <w:tc>
+          <w:tcPr>
+            <w:tcW w:w="0" w:type="auto"/>
+            <w:hideMark/>
+          </w:tcPr>
+          <w:p>
+            <w:pPr>
+              <w:spacing w:line="276" w:lineRule="auto"/>
+            </w:pPr>
             <w:r>
               <w:t>Done</w:t>
             </w:r>
@@ -1635,17 +1686,23 @@
             <w:hideMark/>
           </w:tcPr>
           <w:p>
-            <w:r>
-              <w:t>Baseline inventory allocation</w:t>
-            </w:r>
-          </w:p>
-        </w:tc>
-        <w:tc>
-          <w:tcPr>
-            <w:tcW w:w="0" w:type="auto"/>
-            <w:hideMark/>
-          </w:tcPr>
-          <w:p>
+            <w:pPr>
+              <w:spacing w:line="276" w:lineRule="auto"/>
+            </w:pPr>
+            <w:r>
+              <w:t>Baseline inventory allocation model</w:t>
+            </w:r>
+          </w:p>
+        </w:tc>
+        <w:tc>
+          <w:tcPr>
+            <w:tcW w:w="0" w:type="auto"/>
+            <w:hideMark/>
+          </w:tcPr>
+          <w:p>
+            <w:pPr>
+              <w:spacing w:line="276" w:lineRule="auto"/>
+            </w:pPr>
             <w:r>
               <w:t>Done</w:t>
             </w:r>
@@ -1659,17 +1716,178 @@
             <w:hideMark/>
           </w:tcPr>
           <w:p>
-            <w:r>
-              <w:t>Metric computation</w:t>
-            </w:r>
-          </w:p>
-        </w:tc>
-        <w:tc>
-          <w:tcPr>
-            <w:tcW w:w="0" w:type="auto"/>
-            <w:hideMark/>
-          </w:tcPr>
-          <w:p>
+            <w:pPr>
+              <w:spacing w:line="276" w:lineRule="auto"/>
+            </w:pPr>
+            <w:r>
+              <w:t>Performance metric computation</w:t>
+            </w:r>
+          </w:p>
+        </w:tc>
+        <w:tc>
+          <w:tcPr>
+            <w:tcW w:w="0" w:type="auto"/>
+            <w:hideMark/>
+          </w:tcPr>
+          <w:p>
+            <w:pPr>
+              <w:spacing w:line="276" w:lineRule="auto"/>
+            </w:pPr>
+            <w:r>
+              <w:t>Done</w:t>
+            </w:r>
+          </w:p>
+        </w:tc>
+      </w:tr>
+      <w:tr>
+        <w:tc>
+          <w:tcPr>
+            <w:tcW w:w="0" w:type="auto"/>
+            <w:hideMark/>
+          </w:tcPr>
+          <w:p>
+            <w:pPr>
+              <w:spacing w:line="276" w:lineRule="auto"/>
+            </w:pPr>
+            <w:r>
+              <w:t>Failure injection framework</w:t>
+            </w:r>
+          </w:p>
+        </w:tc>
+        <w:tc>
+          <w:tcPr>
+            <w:tcW w:w="0" w:type="auto"/>
+            <w:hideMark/>
+          </w:tcPr>
+          <w:p>
+            <w:pPr>
+              <w:spacing w:line="276" w:lineRule="auto"/>
+            </w:pPr>
+            <w:r>
+              <w:t>Done</w:t>
+            </w:r>
+          </w:p>
+        </w:tc>
+      </w:tr>
+      <w:tr>
+        <w:tc>
+          <w:tcPr>
+            <w:tcW w:w="0" w:type="auto"/>
+            <w:hideMark/>
+          </w:tcPr>
+          <w:p>
+            <w:pPr>
+              <w:spacing w:line="276" w:lineRule="auto"/>
+            </w:pPr>
+            <w:r>
+              <w:t>Signal failure experiments (3 modes)</w:t>
+            </w:r>
+          </w:p>
+        </w:tc>
+        <w:tc>
+          <w:tcPr>
+            <w:tcW w:w="0" w:type="auto"/>
+            <w:hideMark/>
+          </w:tcPr>
+          <w:p>
+            <w:pPr>
+              <w:spacing w:line="276" w:lineRule="auto"/>
+            </w:pPr>
+            <w:r>
+              <w:t>Done</w:t>
+            </w:r>
+          </w:p>
+        </w:tc>
+      </w:tr>
+      <w:tr>
+        <w:tc>
+          <w:tcPr>
+            <w:tcW w:w="0" w:type="auto"/>
+            <w:hideMark/>
+          </w:tcPr>
+          <w:p>
+            <w:pPr>
+              <w:spacing w:line="276" w:lineRule="auto"/>
+            </w:pPr>
+            <w:r>
+              <w:t>Structural failure experiments (3 modes)</w:t>
+            </w:r>
+          </w:p>
+        </w:tc>
+        <w:tc>
+          <w:tcPr>
+            <w:tcW w:w="0" w:type="auto"/>
+            <w:hideMark/>
+          </w:tcPr>
+          <w:p>
+            <w:pPr>
+              <w:spacing w:line="276" w:lineRule="auto"/>
+            </w:pPr>
+            <w:r>
+              <w:t>Done</w:t>
+            </w:r>
+          </w:p>
+        </w:tc>
+      </w:tr>
+      <w:tr>
+        <w:tc>
+          <w:tcPr>
+            <w:tcW w:w="0" w:type="auto"/>
+            <w:hideMark/>
+          </w:tcPr>
+          <w:p>
+            <w:pPr>
+              <w:spacing w:line="276" w:lineRule="auto"/>
+            </w:pPr>
+            <w:r>
+              <w:t>Behavioral failure experiments (3 modes)</w:t>
+            </w:r>
+          </w:p>
+        </w:tc>
+        <w:tc>
+          <w:tcPr>
+            <w:tcW w:w="0" w:type="auto"/>
+            <w:hideMark/>
+          </w:tcPr>
+          <w:p>
+            <w:pPr>
+              <w:spacing w:line="276" w:lineRule="auto"/>
+            </w:pPr>
+            <w:r>
+              <w:t>Done</w:t>
+            </w:r>
+          </w:p>
+        </w:tc>
+      </w:tr>
+      <w:tr>
+        <w:tc>
+          <w:tcPr>
+            <w:tcW w:w="0" w:type="auto"/>
+            <w:hideMark/>
+          </w:tcPr>
+          <w:p>
+            <w:pPr>
+              <w:spacing w:line="276" w:lineRule="auto"/>
+            </w:pPr>
+            <w:proofErr w:type="spellStart"/>
+            <w:r>
+              <w:t>Streamlit</w:t>
+            </w:r>
+            <w:proofErr w:type="spellEnd"/>
+            <w:r>
+              <w:t xml:space="preserve"> monitoring dashboard</w:t>
+            </w:r>
+          </w:p>
+        </w:tc>
+        <w:tc>
+          <w:tcPr>
+            <w:tcW w:w="0" w:type="auto"/>
+            <w:hideMark/>
+          </w:tcPr>
+          <w:p>
+            <w:pPr>
+              <w:spacing w:line="276" w:lineRule="auto"/>
+            </w:pPr>
             <w:r>
               <w:t>Done</w:t>
             </w:r>
@@ -1677,6 +1895,17 @@
         </w:tc>
       </w:tr>
     </w:tbl>
+    <w:p>
+      <w:pPr>
+        <w:sectPr>
+          <w:type w:val="continuous"/>
+          <w:pgSz w:w="11909" w:h="16834" w:code="9"/>
+          <w:pgMar w:top="1440" w:right="1440" w:bottom="1440" w:left="1440" w:header="720" w:footer="720" w:gutter="0"/>
+          <w:cols w:num="2" w:space="720"/>
+          <w:docGrid w:linePitch="360"/>
+        </w:sectPr>
+      </w:pPr>
+    </w:p>
     <w:p/>
     <w:p>
       <w:pPr>
@@ -1700,6 +1929,7 @@
           <w:bCs/>
         </w:rPr>
         <w:sectPr>
+          <w:type w:val="continuous"/>
           <w:pgSz w:w="11909" w:h="16834" w:code="9"/>
           <w:pgMar w:top="1440" w:right="1440" w:bottom="1440" w:left="1440" w:header="720" w:footer="720" w:gutter="0"/>
           <w:cols w:space="720"/>
@@ -1724,13 +1954,13 @@
     </w:p>
     <w:tbl>
       <w:tblPr>
-        <w:tblStyle w:val="TableGrid1"/>
+        <w:tblStyle w:val="TableGrid"/>
         <w:tblW w:w="0" w:type="auto"/>
         <w:tblLook w:val="04A0" w:firstRow="1" w:lastRow="0" w:firstColumn="1" w:lastColumn="0" w:noHBand="0" w:noVBand="1"/>
       </w:tblPr>
       <w:tblGrid>
         <w:gridCol w:w="1230"/>
-        <w:gridCol w:w="2908"/>
+        <w:gridCol w:w="2914"/>
       </w:tblGrid>
       <w:tr>
         <w:tc>
@@ -1795,7 +2025,7 @@
           </w:tcPr>
           <w:p>
             <w:r>
-              <w:t>Strong seasonality &amp; heterogeneity</w:t>
+              <w:t>Strong seasonality and inter-store variability</w:t>
             </w:r>
           </w:p>
         </w:tc>
@@ -1819,7 +2049,7 @@
           </w:tcPr>
           <w:p>
             <w:r>
-              <w:t>Amplified demand with high variance</w:t>
+              <w:t>Demand amplification with significant variance</w:t>
             </w:r>
           </w:p>
         </w:tc>
@@ -1843,7 +2073,7 @@
           </w:tcPr>
           <w:p>
             <w:r>
-              <w:t>High service level hides inefficiency</w:t>
+              <w:t>High service level masks inefficiencies</w:t>
             </w:r>
           </w:p>
         </w:tc>
@@ -1867,7 +2097,7 @@
           </w:tcPr>
           <w:p>
             <w:r>
-              <w:t>Aggregate metrics mask degradation</w:t>
+              <w:t>Aggregate metrics hide degradation patterns</w:t>
             </w:r>
           </w:p>
         </w:tc>
@@ -1891,13 +2121,46 @@
           </w:tcPr>
           <w:p>
             <w:r>
-              <w:t>Strong inter-store &amp; inter-department coupling</w:t>
+              <w:t>Strong inter-store and inter-department coupling</w:t>
+            </w:r>
+          </w:p>
+        </w:tc>
+      </w:tr>
+      <w:tr>
+        <w:tc>
+          <w:tcPr>
+            <w:tcW w:w="0" w:type="auto"/>
+            <w:hideMark/>
+          </w:tcPr>
+          <w:p>
+            <w:r>
+              <w:t>Behavior</w:t>
+            </w:r>
+          </w:p>
+        </w:tc>
+        <w:tc>
+          <w:tcPr>
+            <w:tcW w:w="0" w:type="auto"/>
+            <w:hideMark/>
+          </w:tcPr>
+          <w:p>
+            <w:r>
+              <w:t>Feedback mechanisms introduce allocation oscillations</w:t>
             </w:r>
           </w:p>
         </w:tc>
       </w:tr>
     </w:tbl>
     <w:p/>
+    <w:p/>
+    <w:p>
+      <w:pPr>
+        <w:rPr>
+          <w:b/>
+          <w:bCs/>
+        </w:rPr>
+      </w:pPr>
+    </w:p>
     <w:p>
       <w:pPr>
         <w:rPr>
@@ -1915,18 +2178,21 @@
     </w:p>
     <w:tbl>
       <w:tblPr>
-        <w:tblStyle w:val="TableGrid1"/>
-        <w:tblW w:w="0" w:type="auto"/>
+        <w:tblStyle w:val="TableGrid"/>
+        <w:tblW w:w="4387" w:type="dxa"/>
         <w:tblLook w:val="04A0" w:firstRow="1" w:lastRow="0" w:firstColumn="1" w:lastColumn="0" w:noHBand="0" w:noVBand="1"/>
       </w:tblPr>
       <w:tblGrid>
-        <w:gridCol w:w="2222"/>
-        <w:gridCol w:w="1916"/>
+        <w:gridCol w:w="2406"/>
+        <w:gridCol w:w="1981"/>
       </w:tblGrid>
       <w:tr>
-        <w:tc>
-          <w:tcPr>
-            <w:tcW w:w="0" w:type="auto"/>
+        <w:trPr>
+          <w:trHeight w:val="299"/>
+        </w:trPr>
+        <w:tc>
+          <w:tcPr>
+            <w:tcW w:w="2406" w:type="dxa"/>
             <w:hideMark/>
           </w:tcPr>
           <w:p>
@@ -1947,7 +2213,7 @@
         </w:tc>
         <w:tc>
           <w:tcPr>
-            <w:tcW w:w="0" w:type="auto"/>
+            <w:tcW w:w="1981" w:type="dxa"/>
             <w:hideMark/>
           </w:tcPr>
           <w:p>
@@ -1957,20 +2223,32 @@
                 <w:bCs/>
               </w:rPr>
             </w:pPr>
+            <w:proofErr w:type="gramStart"/>
             <w:r>
               <w:rPr>
                 <w:b/>
                 <w:bCs/>
               </w:rPr>
-              <w:t>Value (Observed)</w:t>
+              <w:t>Value(</w:t>
+            </w:r>
+            <w:proofErr w:type="gramEnd"/>
+            <w:r>
+              <w:rPr>
+                <w:b/>
+                <w:bCs/>
+              </w:rPr>
+              <w:t>Observed)</w:t>
             </w:r>
           </w:p>
         </w:tc>
       </w:tr>
       <w:tr>
-        <w:tc>
-          <w:tcPr>
-            <w:tcW w:w="0" w:type="auto"/>
+        <w:trPr>
+          <w:trHeight w:val="598"/>
+        </w:trPr>
+        <w:tc>
+          <w:tcPr>
+            <w:tcW w:w="2406" w:type="dxa"/>
             <w:hideMark/>
           </w:tcPr>
           <w:p>
@@ -1981,7 +2259,7 @@
         </w:tc>
         <w:tc>
           <w:tcPr>
-            <w:tcW w:w="0" w:type="auto"/>
+            <w:tcW w:w="1981" w:type="dxa"/>
             <w:hideMark/>
           </w:tcPr>
           <w:p>
@@ -1992,9 +2270,12 @@
         </w:tc>
       </w:tr>
       <w:tr>
-        <w:tc>
-          <w:tcPr>
-            <w:tcW w:w="0" w:type="auto"/>
+        <w:trPr>
+          <w:trHeight w:val="585"/>
+        </w:trPr>
+        <w:tc>
+          <w:tcPr>
+            <w:tcW w:w="2406" w:type="dxa"/>
             <w:hideMark/>
           </w:tcPr>
           <w:p>
@@ -2005,7 +2286,7 @@
         </w:tc>
         <w:tc>
           <w:tcPr>
-            <w:tcW w:w="0" w:type="auto"/>
+            <w:tcW w:w="1981" w:type="dxa"/>
             <w:hideMark/>
           </w:tcPr>
           <w:p>
@@ -2016,9 +2297,12 @@
         </w:tc>
       </w:tr>
       <w:tr>
-        <w:tc>
-          <w:tcPr>
-            <w:tcW w:w="0" w:type="auto"/>
+        <w:trPr>
+          <w:trHeight w:val="299"/>
+        </w:trPr>
+        <w:tc>
+          <w:tcPr>
+            <w:tcW w:w="2406" w:type="dxa"/>
             <w:hideMark/>
           </w:tcPr>
           <w:p>
@@ -2029,7 +2313,7 @@
         </w:tc>
         <w:tc>
           <w:tcPr>
-            <w:tcW w:w="0" w:type="auto"/>
+            <w:tcW w:w="1981" w:type="dxa"/>
             <w:hideMark/>
           </w:tcPr>
           <w:p>
@@ -2040,9 +2324,12 @@
         </w:tc>
       </w:tr>
       <w:tr>
-        <w:tc>
-          <w:tcPr>
-            <w:tcW w:w="0" w:type="auto"/>
+        <w:trPr>
+          <w:trHeight w:val="299"/>
+        </w:trPr>
+        <w:tc>
+          <w:tcPr>
+            <w:tcW w:w="2406" w:type="dxa"/>
             <w:hideMark/>
           </w:tcPr>
           <w:p>
@@ -2053,12 +2340,39 @@
         </w:tc>
         <w:tc>
           <w:tcPr>
-            <w:tcW w:w="0" w:type="auto"/>
+            <w:tcW w:w="1981" w:type="dxa"/>
             <w:hideMark/>
           </w:tcPr>
           <w:p>
             <w:r>
               <w:t>High</w:t>
+            </w:r>
+          </w:p>
+        </w:tc>
+      </w:tr>
+      <w:tr>
+        <w:trPr>
+          <w:trHeight w:val="598"/>
+        </w:trPr>
+        <w:tc>
+          <w:tcPr>
+            <w:tcW w:w="2406" w:type="dxa"/>
+            <w:hideMark/>
+          </w:tcPr>
+          <w:p>
+            <w:r>
+              <w:t>Economic Loss Exposure</w:t>
+            </w:r>
+          </w:p>
+        </w:tc>
+        <w:tc>
+          <w:tcPr>
+            <w:tcW w:w="1981" w:type="dxa"/>
+            <w:hideMark/>
+          </w:tcPr>
+          <w:p>
+            <w:r>
+              <w:t>Significant</w:t>
             </w:r>
           </w:p>
         </w:tc>
@@ -2199,30 +2513,6 @@
           </w:tcPr>
           <w:p>
             <w:r>
-              <w:t>Feb–Mar</w:t>
-            </w:r>
-          </w:p>
-        </w:tc>
-        <w:tc>
-          <w:tcPr>
-            <w:tcW w:w="0" w:type="auto"/>
-            <w:hideMark/>
-          </w:tcPr>
-          <w:p>
-            <w:r>
-              <w:t>Controlled failure injection (Phase 2)</w:t>
-            </w:r>
-          </w:p>
-        </w:tc>
-      </w:tr>
-      <w:tr>
-        <w:tc>
-          <w:tcPr>
-            <w:tcW w:w="0" w:type="auto"/>
-            <w:hideMark/>
-          </w:tcPr>
-          <w:p>
-            <w:r>
               <w:t>Mar–Apr</w:t>
             </w:r>
           </w:p>
@@ -2468,7 +2758,6 @@
         </w:tc>
       </w:tr>
     </w:tbl>
-    <w:p/>
     <w:p>
       <w:pPr>
         <w:sectPr>
@@ -2480,8 +2769,6 @@
         </w:sectPr>
       </w:pPr>
     </w:p>
-    <w:p/>
-    <w:p/>
     <w:p>
       <w:pPr>
         <w:sectPr>
@@ -2543,36 +2830,58 @@
     </w:p>
     <w:p/>
     <w:p/>
-    <w:p/>
-    <w:p/>
-    <w:p/>
+    <w:p>
+      <w:pPr>
+        <w:sectPr>
+          <w:type w:val="continuous"/>
+          <w:pgSz w:w="11909" w:h="16834" w:code="9"/>
+          <w:pgMar w:top="1440" w:right="1440" w:bottom="1440" w:left="1440" w:header="720" w:footer="720" w:gutter="0"/>
+          <w:cols w:num="2" w:space="720"/>
+          <w:docGrid w:linePitch="360"/>
+        </w:sectPr>
+      </w:pPr>
+    </w:p>
     <w:p/>
     <w:p>
       <w:r>
-        <w:t>Date: 10/02/2026</w:t>
+        <w:t>Date: 1</w:t>
+      </w:r>
+      <w:r>
+        <w:t>7</w:t>
+      </w:r>
+      <w:r>
+        <w:t>/0</w:t>
+      </w:r>
+      <w:r>
+        <w:t>3</w:t>
+      </w:r>
+      <w:r>
+        <w:t>/2026</w:t>
       </w:r>
     </w:p>
     <w:p/>
     <w:p/>
-    <w:p/>
-    <w:p/>
     <w:p>
       <w:pPr>
+        <w:ind w:left="720"/>
         <w:rPr>
           <w:b/>
           <w:bCs/>
         </w:rPr>
       </w:pPr>
-      <w:r>
+    </w:p>
+    <w:p>
+      <w:pPr>
+        <w:ind w:left="720"/>
         <w:rPr>
           <w:b/>
           <w:bCs/>
         </w:rPr>
-        <w:t xml:space="preserve"> </w:t>
-      </w:r>
+      </w:pPr>
     </w:p>
     <w:p>
       <w:pPr>
+        <w:ind w:left="720"/>
         <w:rPr>
           <w:b/>
           <w:bCs/>
@@ -2581,6 +2890,7 @@
     </w:p>
     <w:p>
       <w:pPr>
+        <w:ind w:left="720"/>
         <w:rPr>
           <w:b/>
           <w:bCs/>
@@ -2606,77 +2916,296 @@
     <w:p>
       <w:pPr>
         <w:ind w:left="720"/>
+        <w:rPr>
+          <w:sz w:val="20"/>
+          <w:szCs w:val="20"/>
+        </w:rPr>
       </w:pPr>
       <w:r>
+        <w:rPr>
+          <w:sz w:val="20"/>
+          <w:szCs w:val="20"/>
+        </w:rPr>
         <w:t>Project Guide</w:t>
       </w:r>
     </w:p>
     <w:p>
       <w:pPr>
         <w:ind w:left="720"/>
+        <w:rPr>
+          <w:sz w:val="20"/>
+          <w:szCs w:val="20"/>
+        </w:rPr>
       </w:pPr>
       <w:r>
-        <w:t>Ass</w:t>
-      </w:r>
-      <w:r>
-        <w:t>ociate</w:t>
-      </w:r>
-      <w:r>
-        <w:t xml:space="preserve"> Professor</w:t>
+        <w:rPr>
+          <w:sz w:val="20"/>
+          <w:szCs w:val="20"/>
+        </w:rPr>
+        <w:t>Associate Professor,</w:t>
       </w:r>
     </w:p>
     <w:p>
       <w:pPr>
         <w:ind w:left="720"/>
+        <w:rPr>
+          <w:sz w:val="20"/>
+          <w:szCs w:val="20"/>
+        </w:rPr>
       </w:pPr>
       <w:r>
+        <w:rPr>
+          <w:sz w:val="20"/>
+          <w:szCs w:val="20"/>
+        </w:rPr>
         <w:t>Department of CSE</w:t>
       </w:r>
     </w:p>
     <w:p>
       <w:pPr>
         <w:ind w:left="720"/>
+        <w:rPr>
+          <w:sz w:val="20"/>
+          <w:szCs w:val="20"/>
+        </w:rPr>
       </w:pPr>
       <w:r>
-        <w:t>National Institute of Technology</w:t>
+        <w:rPr>
+          <w:sz w:val="20"/>
+          <w:szCs w:val="20"/>
+        </w:rPr>
+        <w:t xml:space="preserve">National Institute </w:t>
+      </w:r>
+      <w:proofErr w:type="gramStart"/>
+      <w:r>
+        <w:rPr>
+          <w:sz w:val="20"/>
+          <w:szCs w:val="20"/>
+        </w:rPr>
+        <w:t>of  Technology</w:t>
+      </w:r>
+      <w:proofErr w:type="gramEnd"/>
+      <w:r>
+        <w:rPr>
+          <w:sz w:val="20"/>
+          <w:szCs w:val="20"/>
+        </w:rPr>
+        <w:t>,</w:t>
+      </w:r>
+      <w:r>
+        <w:rPr>
+          <w:sz w:val="20"/>
+          <w:szCs w:val="20"/>
+        </w:rPr>
+        <w:t xml:space="preserve"> </w:t>
+      </w:r>
+      <w:proofErr w:type="spellStart"/>
+      <w:r>
+        <w:rPr>
+          <w:sz w:val="20"/>
+          <w:szCs w:val="20"/>
+        </w:rPr>
+        <w:t>Tiruchirappali</w:t>
+      </w:r>
+      <w:proofErr w:type="spellEnd"/>
+      <w:r>
+        <w:rPr>
+          <w:sz w:val="20"/>
+          <w:szCs w:val="20"/>
+        </w:rPr>
+        <w:t xml:space="preserve"> </w:t>
       </w:r>
     </w:p>
     <w:p>
       <w:pPr>
-        <w:ind w:left="720"/>
         <w:rPr>
           <w:b/>
           <w:bCs/>
         </w:rPr>
-        <w:sectPr>
-          <w:type w:val="continuous"/>
-          <w:pgSz w:w="11909" w:h="16834" w:code="9"/>
-          <w:pgMar w:top="1440" w:right="1440" w:bottom="1440" w:left="1440" w:header="720" w:footer="720" w:gutter="0"/>
-          <w:cols w:num="2" w:space="720"/>
-          <w:docGrid w:linePitch="360"/>
-        </w:sectPr>
+      </w:pPr>
+    </w:p>
+    <w:p>
+      <w:pPr>
+        <w:rPr>
+          <w:b/>
+          <w:bCs/>
+        </w:rPr>
       </w:pPr>
       <w:r>
-        <w:t>Tiruchirappalli - 620015</w:t>
+        <w:rPr>
+          <w:b/>
+          <w:bCs/>
+        </w:rPr>
+        <w:t xml:space="preserve">Dr </w:t>
       </w:r>
       <w:r>
         <w:rPr>
           <w:b/>
           <w:bCs/>
         </w:rPr>
-        <w:t xml:space="preserve"> </w:t>
+        <w:t xml:space="preserve">K </w:t>
+      </w:r>
+      <w:proofErr w:type="spellStart"/>
+      <w:r>
+        <w:rPr>
+          <w:b/>
+          <w:bCs/>
+        </w:rPr>
+        <w:t>Pannerselvam</w:t>
+      </w:r>
+      <w:proofErr w:type="spellEnd"/>
+    </w:p>
+    <w:p>
+      <w:pPr>
+        <w:rPr>
+          <w:sz w:val="20"/>
+          <w:szCs w:val="20"/>
+        </w:rPr>
+      </w:pPr>
+      <w:r>
+        <w:rPr>
+          <w:sz w:val="20"/>
+          <w:szCs w:val="20"/>
+        </w:rPr>
+        <w:t>Project Guide</w:t>
       </w:r>
     </w:p>
-    <w:p/>
+    <w:p>
+      <w:pPr>
+        <w:rPr>
+          <w:sz w:val="20"/>
+          <w:szCs w:val="20"/>
+        </w:rPr>
+      </w:pPr>
+      <w:r>
+        <w:rPr>
+          <w:sz w:val="20"/>
+          <w:szCs w:val="20"/>
+        </w:rPr>
+        <w:t>Professor,</w:t>
+      </w:r>
+    </w:p>
+    <w:p>
+      <w:pPr>
+        <w:rPr>
+          <w:sz w:val="20"/>
+          <w:szCs w:val="20"/>
+        </w:rPr>
+      </w:pPr>
+      <w:r>
+        <w:rPr>
+          <w:sz w:val="20"/>
+          <w:szCs w:val="20"/>
+        </w:rPr>
+        <w:t>Department of Production Engineering</w:t>
+      </w:r>
+    </w:p>
+    <w:p>
+      <w:pPr>
+        <w:rPr>
+          <w:sz w:val="20"/>
+          <w:szCs w:val="20"/>
+        </w:rPr>
+        <w:sectPr>
+          <w:type w:val="continuous"/>
+          <w:pgSz w:w="11909" w:h="16834" w:code="9"/>
+          <w:pgMar w:top="1440" w:right="1440" w:bottom="1440" w:left="1440" w:header="720" w:footer="720" w:gutter="0"/>
+          <w:cols w:num="3" w:space="720"/>
+          <w:docGrid w:linePitch="360"/>
+        </w:sectPr>
+      </w:pPr>
+      <w:r>
+        <w:rPr>
+          <w:sz w:val="20"/>
+          <w:szCs w:val="20"/>
+        </w:rPr>
+        <w:t>National Institute of Technology</w:t>
+      </w:r>
+      <w:r>
+        <w:rPr>
+          <w:sz w:val="20"/>
+          <w:szCs w:val="20"/>
+        </w:rPr>
+        <w:t xml:space="preserve">, </w:t>
+      </w:r>
+      <w:r>
+        <w:rPr>
+          <w:sz w:val="20"/>
+          <w:szCs w:val="20"/>
+        </w:rPr>
+        <w:t xml:space="preserve">Tiruchirappalli </w:t>
+      </w:r>
+    </w:p>
+    <w:p>
+      <w:pPr>
+        <w:rPr>
+          <w:sz w:val="22"/>
+          <w:szCs w:val="22"/>
+        </w:rPr>
+      </w:pPr>
+    </w:p>
     <w:sectPr>
       <w:type w:val="continuous"/>
       <w:pgSz w:w="11909" w:h="16834" w:code="9"/>
       <w:pgMar w:top="1440" w:right="1440" w:bottom="1440" w:left="1440" w:header="720" w:footer="720" w:gutter="0"/>
-      <w:cols w:space="720"/>
+      <w:cols w:num="3" w:space="720"/>
       <w:docGrid w:linePitch="360"/>
     </w:sectPr>
   </w:body>
 </w:document>
+</file>
+
+<file path=word/endnotes.xml><?xml version="1.0" encoding="utf-8"?>
+<w:endnotes xmlns:wpc="http://schemas.microsoft.com/office/word/2010/wordprocessingCanvas" xmlns:cx="http://schemas.microsoft.com/office/drawing/2014/chartex" xmlns:cx1="http://schemas.microsoft.com/office/drawing/2015/9/8/chartex" xmlns:cx2="http://schemas.microsoft.com/office/drawing/2015/10/21/chartex" xmlns:cx3="http://schemas.microsoft.com/office/drawing/2016/5/9/chartex" xmlns:cx4="http://schemas.microsoft.com/office/drawing/2016/5/10/chartex" xmlns:cx5="http://schemas.microsoft.com/office/drawing/2016/5/11/chartex" xmlns:cx6="http://schemas.microsoft.com/office/drawing/2016/5/12/chartex" xmlns:cx7="http://schemas.microsoft.com/office/drawing/2016/5/13/chartex" xmlns:cx8="http://schemas.microsoft.com/office/drawing/2016/5/14/chartex" xmlns:mc="http://schemas.openxmlformats.org/markup-compatibility/2006" xmlns:aink="http://schemas.microsoft.com/office/drawing/2016/ink" xmlns:am3d="http://schemas.microsoft.com/office/drawing/2017/model3d" xmlns:o="urn:schemas-microsoft-com:office:office" xmlns:oel="http://schemas.microsoft.com/office/2019/extlst" xmlns:r="http://schemas.openxmlformats.org/officeDocument/2006/relationships" xmlns:m="http://schemas.openxmlformats.org/officeDocument/2006/math" xmlns:v="urn:schemas-microsoft-com:vml" xmlns:wp14="http://schemas.microsoft.com/office/word/2010/wordprocessingDrawing" xmlns:wp="http://schemas.openxmlformats.org/drawingml/2006/wordprocessingDrawing" xmlns:w10="urn:schemas-microsoft-com:office:word" xmlns:w="http://schemas.openxmlformats.org/wordprocessingml/2006/main" xmlns:w14="http://schemas.microsoft.com/office/word/2010/wordml" xmlns:w15="http://schemas.microsoft.com/office/word/2012/wordml" xmlns:w16cex="http://schemas.microsoft.com/office/word/2018/wordml/cex" xmlns:w16cid="http://schemas.microsoft.com/office/word/2016/wordml/cid" xmlns:w16="http://schemas.microsoft.com/office/word/2018/wordml" xmlns:w16du="http://schemas.microsoft.com/office/word/2023/wordml/word16du" xmlns:w16sdtdh="http://schemas.microsoft.com/office/word/2020/wordml/sdtdatahash" xmlns:w16sdtfl="http://schemas.microsoft.com/office/word/2024/wordml/sdtformatlock" xmlns:w16se="http://schemas.microsoft.com/office/word/2015/wordml/symex" xmlns:wpg="http://schemas.microsoft.com/office/word/2010/wordprocessingGroup" xmlns:wpi="http://schemas.microsoft.com/office/word/2010/wordprocessingInk" xmlns:wne="http://schemas.microsoft.com/office/word/2006/wordml" xmlns:wps="http://schemas.microsoft.com/office/word/2010/wordprocessingShape" mc:Ignorable="w14 w15 w16se w16cid w16 w16cex w16sdtdh w16sdtfl w16du wp14">
+  <w:endnote w:type="separator" w:id="-1">
+    <w:p>
+      <w:r>
+        <w:separator/>
+      </w:r>
+    </w:p>
+  </w:endnote>
+  <w:endnote w:type="continuationSeparator" w:id="0">
+    <w:p>
+      <w:r>
+        <w:continuationSeparator/>
+      </w:r>
+    </w:p>
+  </w:endnote>
+</w:endnotes>
+</file>
+
+<file path=word/footer1.xml><?xml version="1.0" encoding="utf-8"?>
+<w:ftr xmlns:wpc="http://schemas.microsoft.com/office/word/2010/wordprocessingCanvas" xmlns:cx="http://schemas.microsoft.com/office/drawing/2014/chartex" xmlns:cx1="http://schemas.microsoft.com/office/drawing/2015/9/8/chartex" xmlns:cx2="http://schemas.microsoft.com/office/drawing/2015/10/21/chartex" xmlns:cx3="http://schemas.microsoft.com/office/drawing/2016/5/9/chartex" xmlns:cx4="http://schemas.microsoft.com/office/drawing/2016/5/10/chartex" xmlns:cx5="http://schemas.microsoft.com/office/drawing/2016/5/11/chartex" xmlns:cx6="http://schemas.microsoft.com/office/drawing/2016/5/12/chartex" xmlns:cx7="http://schemas.microsoft.com/office/drawing/2016/5/13/chartex" xmlns:cx8="http://schemas.microsoft.com/office/drawing/2016/5/14/chartex" xmlns:mc="http://schemas.openxmlformats.org/markup-compatibility/2006" xmlns:aink="http://schemas.microsoft.com/office/drawing/2016/ink" xmlns:am3d="http://schemas.microsoft.com/office/drawing/2017/model3d" xmlns:o="urn:schemas-microsoft-com:office:office" xmlns:oel="http://schemas.microsoft.com/office/2019/extlst" xmlns:r="http://schemas.openxmlformats.org/officeDocument/2006/relationships" xmlns:m="http://schemas.openxmlformats.org/officeDocument/2006/math" xmlns:v="urn:schemas-microsoft-com:vml" xmlns:wp14="http://schemas.microsoft.com/office/word/2010/wordprocessingDrawing" xmlns:wp="http://schemas.openxmlformats.org/drawingml/2006/wordprocessingDrawing" xmlns:w10="urn:schemas-microsoft-com:office:word" xmlns:w="http://schemas.openxmlformats.org/wordprocessingml/2006/main" xmlns:w14="http://schemas.microsoft.com/office/word/2010/wordml" xmlns:w15="http://schemas.microsoft.com/office/word/2012/wordml" xmlns:w16cex="http://schemas.microsoft.com/office/word/2018/wordml/cex" xmlns:w16cid="http://schemas.microsoft.com/office/word/2016/wordml/cid" xmlns:w16="http://schemas.microsoft.com/office/word/2018/wordml" xmlns:w16du="http://schemas.microsoft.com/office/word/2023/wordml/word16du" xmlns:w16sdtdh="http://schemas.microsoft.com/office/word/2020/wordml/sdtdatahash" xmlns:w16sdtfl="http://schemas.microsoft.com/office/word/2024/wordml/sdtformatlock" xmlns:w16se="http://schemas.microsoft.com/office/word/2015/wordml/symex" xmlns:wpg="http://schemas.microsoft.com/office/word/2010/wordprocessingGroup" xmlns:wpi="http://schemas.microsoft.com/office/word/2010/wordprocessingInk" xmlns:wne="http://schemas.microsoft.com/office/word/2006/wordml" xmlns:wps="http://schemas.microsoft.com/office/word/2010/wordprocessingShape" mc:Ignorable="w14 w15 w16se w16cid w16 w16cex w16sdtdh w16sdtfl w16du wp14">
+  <w:p>
+    <w:pPr>
+      <w:pStyle w:val="Footer"/>
+      <w:jc w:val="right"/>
+      <w:rPr>
+        <w:b/>
+        <w:bCs/>
+      </w:rPr>
+    </w:pPr>
+  </w:p>
+</w:ftr>
+</file>
+
+<file path=word/footnotes.xml><?xml version="1.0" encoding="utf-8"?>
+<w:footnotes xmlns:wpc="http://schemas.microsoft.com/office/word/2010/wordprocessingCanvas" xmlns:cx="http://schemas.microsoft.com/office/drawing/2014/chartex" xmlns:cx1="http://schemas.microsoft.com/office/drawing/2015/9/8/chartex" xmlns:cx2="http://schemas.microsoft.com/office/drawing/2015/10/21/chartex" xmlns:cx3="http://schemas.microsoft.com/office/drawing/2016/5/9/chartex" xmlns:cx4="http://schemas.microsoft.com/office/drawing/2016/5/10/chartex" xmlns:cx5="http://schemas.microsoft.com/office/drawing/2016/5/11/chartex" xmlns:cx6="http://schemas.microsoft.com/office/drawing/2016/5/12/chartex" xmlns:cx7="http://schemas.microsoft.com/office/drawing/2016/5/13/chartex" xmlns:cx8="http://schemas.microsoft.com/office/drawing/2016/5/14/chartex" xmlns:mc="http://schemas.openxmlformats.org/markup-compatibility/2006" xmlns:aink="http://schemas.microsoft.com/office/drawing/2016/ink" xmlns:am3d="http://schemas.microsoft.com/office/drawing/2017/model3d" xmlns:o="urn:schemas-microsoft-com:office:office" xmlns:oel="http://schemas.microsoft.com/office/2019/extlst" xmlns:r="http://schemas.openxmlformats.org/officeDocument/2006/relationships" xmlns:m="http://schemas.openxmlformats.org/officeDocument/2006/math" xmlns:v="urn:schemas-microsoft-com:vml" xmlns:wp14="http://schemas.microsoft.com/office/word/2010/wordprocessingDrawing" xmlns:wp="http://schemas.openxmlformats.org/drawingml/2006/wordprocessingDrawing" xmlns:w10="urn:schemas-microsoft-com:office:word" xmlns:w="http://schemas.openxmlformats.org/wordprocessingml/2006/main" xmlns:w14="http://schemas.microsoft.com/office/word/2010/wordml" xmlns:w15="http://schemas.microsoft.com/office/word/2012/wordml" xmlns:w16cex="http://schemas.microsoft.com/office/word/2018/wordml/cex" xmlns:w16cid="http://schemas.microsoft.com/office/word/2016/wordml/cid" xmlns:w16="http://schemas.microsoft.com/office/word/2018/wordml" xmlns:w16du="http://schemas.microsoft.com/office/word/2023/wordml/word16du" xmlns:w16sdtdh="http://schemas.microsoft.com/office/word/2020/wordml/sdtdatahash" xmlns:w16sdtfl="http://schemas.microsoft.com/office/word/2024/wordml/sdtformatlock" xmlns:w16se="http://schemas.microsoft.com/office/word/2015/wordml/symex" xmlns:wpg="http://schemas.microsoft.com/office/word/2010/wordprocessingGroup" xmlns:wpi="http://schemas.microsoft.com/office/word/2010/wordprocessingInk" xmlns:wne="http://schemas.microsoft.com/office/word/2006/wordml" xmlns:wps="http://schemas.microsoft.com/office/word/2010/wordprocessingShape" mc:Ignorable="w14 w15 w16se w16cid w16 w16cex w16sdtdh w16sdtfl w16du wp14">
+  <w:footnote w:type="separator" w:id="-1">
+    <w:p>
+      <w:r>
+        <w:separator/>
+      </w:r>
+    </w:p>
+  </w:footnote>
+  <w:footnote w:type="continuationSeparator" w:id="0">
+    <w:p>
+      <w:r>
+        <w:continuationSeparator/>
+      </w:r>
+    </w:p>
+  </w:footnote>
+</w:footnotes>
 </file>
 
 <file path=word/numbering.xml><?xml version="1.0" encoding="utf-8"?>
@@ -8462,7 +8991,6 @@
   <w:style w:type="character" w:default="1" w:styleId="DefaultParagraphFont">
     <w:name w:val="Default Paragraph Font"/>
     <w:uiPriority w:val="1"/>
-    <w:semiHidden/>
     <w:unhideWhenUsed/>
   </w:style>
   <w:style w:type="table" w:default="1" w:styleId="TableNormal">
@@ -8833,6 +9361,50 @@
         <w:insideV w:val="single" w:sz="4" w:space="0" w:color="BFBFBF" w:themeColor="background1" w:themeShade="BF"/>
       </w:tblBorders>
     </w:tblPr>
+  </w:style>
+  <w:style w:type="paragraph" w:styleId="Header">
+    <w:name w:val="header"/>
+    <w:basedOn w:val="Normal"/>
+    <w:link w:val="HeaderChar"/>
+    <w:rsid w:val="00B76C51"/>
+    <w:pPr>
+      <w:tabs>
+        <w:tab w:val="center" w:pos="4680"/>
+        <w:tab w:val="right" w:pos="9360"/>
+      </w:tabs>
+    </w:pPr>
+  </w:style>
+  <w:style w:type="character" w:customStyle="1" w:styleId="HeaderChar">
+    <w:name w:val="Header Char"/>
+    <w:basedOn w:val="DefaultParagraphFont"/>
+    <w:link w:val="Header"/>
+    <w:rsid w:val="00B76C51"/>
+    <w:rPr>
+      <w:sz w:val="24"/>
+      <w:szCs w:val="24"/>
+    </w:rPr>
+  </w:style>
+  <w:style w:type="paragraph" w:styleId="Footer">
+    <w:name w:val="footer"/>
+    <w:basedOn w:val="Normal"/>
+    <w:link w:val="FooterChar"/>
+    <w:rsid w:val="00B76C51"/>
+    <w:pPr>
+      <w:tabs>
+        <w:tab w:val="center" w:pos="4680"/>
+        <w:tab w:val="right" w:pos="9360"/>
+      </w:tabs>
+    </w:pPr>
+  </w:style>
+  <w:style w:type="character" w:customStyle="1" w:styleId="FooterChar">
+    <w:name w:val="Footer Char"/>
+    <w:basedOn w:val="DefaultParagraphFont"/>
+    <w:link w:val="Footer"/>
+    <w:rsid w:val="00B76C51"/>
+    <w:rPr>
+      <w:sz w:val="24"/>
+      <w:szCs w:val="24"/>
+    </w:rPr>
   </w:style>
 </w:styles>
 </file>
